--- a/word_masters/modern_editorial.docx
+++ b/word_masters/modern_editorial.docx
@@ -8,8 +8,6 @@
       </w:pPr>
       <w:r>
         <w:rPr>
-          <w:b w:val="0"/>
-          <w:i w:val="0"/>
           <w:sz w:val="2"/>
         </w:rPr>
         <w:t>{%p if photo %}</w:t>
@@ -21,8 +19,6 @@
       </w:pPr>
       <w:r>
         <w:rPr>
-          <w:b w:val="0"/>
-          <w:i w:val="0"/>
           <w:sz w:val="20"/>
         </w:rPr>
         <w:t>{{ photo }}</w:t>
@@ -34,8 +30,6 @@
       </w:pPr>
       <w:r>
         <w:rPr>
-          <w:b w:val="0"/>
-          <w:i w:val="0"/>
           <w:sz w:val="2"/>
         </w:rPr>
         <w:t>{%p endif %}</w:t>
@@ -47,10 +41,7 @@
       </w:pPr>
       <w:r>
         <w:rPr>
-          <w:rFonts w:ascii="Georgia" w:hAnsi="Georgia" w:eastAsia="Georgia"/>
-          <w:b/>
-          <w:i w:val="0"/>
-          <w:color w:val="1F3A5F"/>
+          <w:rStyle w:val="CVName"/>
           <w:sz w:val="46"/>
         </w:rPr>
         <w:t>{{ r.name }}</w:t>
@@ -62,8 +53,6 @@
       </w:pPr>
       <w:r>
         <w:rPr>
-          <w:b w:val="0"/>
-          <w:i w:val="0"/>
           <w:sz w:val="2"/>
         </w:rPr>
         <w:t>{%p if r.title %}</w:t>
@@ -75,8 +64,6 @@
       </w:pPr>
       <w:r>
         <w:rPr>
-          <w:b w:val="0"/>
-          <w:i/>
           <w:color w:val="55565A"/>
           <w:sz w:val="22"/>
         </w:rPr>
@@ -89,8 +76,6 @@
       </w:pPr>
       <w:r>
         <w:rPr>
-          <w:b w:val="0"/>
-          <w:i w:val="0"/>
           <w:sz w:val="2"/>
         </w:rPr>
         <w:t>{%p endif %}</w:t>
@@ -102,8 +87,6 @@
       </w:pPr>
       <w:r>
         <w:rPr>
-          <w:b w:val="0"/>
-          <w:i w:val="0"/>
           <w:sz w:val="2"/>
         </w:rPr>
         <w:t>{%p if r.contact_line %}</w:t>
@@ -118,8 +101,6 @@
       </w:pPr>
       <w:r>
         <w:rPr>
-          <w:b w:val="0"/>
-          <w:i w:val="0"/>
           <w:color w:val="55565A"/>
           <w:sz w:val="18"/>
         </w:rPr>
@@ -132,8 +113,6 @@
       </w:pPr>
       <w:r>
         <w:rPr>
-          <w:b w:val="0"/>
-          <w:i w:val="0"/>
           <w:sz w:val="2"/>
         </w:rPr>
         <w:t>{%p endif %}</w:t>
@@ -145,8 +124,6 @@
       </w:pPr>
       <w:r>
         <w:rPr>
-          <w:b w:val="0"/>
-          <w:i w:val="0"/>
           <w:sz w:val="2"/>
         </w:rPr>
         <w:t>{%p if r.summary %}</w:t>
@@ -162,11 +139,8 @@
       </w:pPr>
       <w:r>
         <w:rPr>
-          <w:rFonts w:ascii="Georgia" w:hAnsi="Georgia" w:eastAsia="Georgia"/>
-          <w:b/>
-          <w:i w:val="0"/>
+          <w:rStyle w:val="CVHeading"/>
           <w:caps/>
-          <w:color w:val="1F3A5F"/>
           <w:spacing w:val="24"/>
           <w:sz w:val="18"/>
         </w:rPr>
@@ -179,8 +153,6 @@
       </w:pPr>
       <w:r>
         <w:rPr>
-          <w:b w:val="0"/>
-          <w:i w:val="0"/>
           <w:sz w:val="20"/>
         </w:rPr>
         <w:t>{{ r.summary }}</w:t>
@@ -192,8 +164,6 @@
       </w:pPr>
       <w:r>
         <w:rPr>
-          <w:b w:val="0"/>
-          <w:i w:val="0"/>
           <w:sz w:val="2"/>
         </w:rPr>
         <w:t>{%p endif %}</w:t>
@@ -205,8 +175,6 @@
       </w:pPr>
       <w:r>
         <w:rPr>
-          <w:b w:val="0"/>
-          <w:i w:val="0"/>
           <w:sz w:val="2"/>
         </w:rPr>
         <w:t>{%p if r.achievements %}</w:t>
@@ -222,11 +190,8 @@
       </w:pPr>
       <w:r>
         <w:rPr>
-          <w:rFonts w:ascii="Georgia" w:hAnsi="Georgia" w:eastAsia="Georgia"/>
-          <w:b/>
-          <w:i w:val="0"/>
+          <w:rStyle w:val="CVHeading"/>
           <w:caps/>
-          <w:color w:val="1F3A5F"/>
           <w:spacing w:val="24"/>
           <w:sz w:val="18"/>
         </w:rPr>
@@ -264,9 +229,7 @@
             </w:pPr>
             <w:r>
               <w:rPr>
-                <w:rFonts w:ascii="Georgia" w:hAnsi="Georgia"/>
-                <w:b/>
-                <w:color w:val="1F3A5F"/>
+                <w:rStyle w:val="CVHeading"/>
                 <w:sz w:val="32"/>
               </w:rPr>
               <w:t>{{ r.achievements[0].metric if r.achievements|length &gt; 0 else "" }}</w:t>
@@ -278,7 +241,6 @@
             </w:pPr>
             <w:r>
               <w:rPr>
-                <w:b w:val="0"/>
                 <w:color w:val="55565A"/>
                 <w:sz w:val="17"/>
               </w:rPr>
@@ -296,9 +258,7 @@
             </w:pPr>
             <w:r>
               <w:rPr>
-                <w:rFonts w:ascii="Georgia" w:hAnsi="Georgia"/>
-                <w:b/>
-                <w:color w:val="1F3A5F"/>
+                <w:rStyle w:val="CVHeading"/>
                 <w:sz w:val="32"/>
               </w:rPr>
               <w:t>{{ r.achievements[1].metric if r.achievements|length &gt; 1 else "" }}</w:t>
@@ -310,7 +270,6 @@
             </w:pPr>
             <w:r>
               <w:rPr>
-                <w:b w:val="0"/>
                 <w:color w:val="55565A"/>
                 <w:sz w:val="17"/>
               </w:rPr>
@@ -328,9 +287,7 @@
             </w:pPr>
             <w:r>
               <w:rPr>
-                <w:rFonts w:ascii="Georgia" w:hAnsi="Georgia"/>
-                <w:b/>
-                <w:color w:val="1F3A5F"/>
+                <w:rStyle w:val="CVHeading"/>
                 <w:sz w:val="32"/>
               </w:rPr>
               <w:t>{{ r.achievements[2].metric if r.achievements|length &gt; 2 else "" }}</w:t>
@@ -342,7 +299,6 @@
             </w:pPr>
             <w:r>
               <w:rPr>
-                <w:b w:val="0"/>
                 <w:color w:val="55565A"/>
                 <w:sz w:val="17"/>
               </w:rPr>
@@ -360,9 +316,7 @@
             </w:pPr>
             <w:r>
               <w:rPr>
-                <w:rFonts w:ascii="Georgia" w:hAnsi="Georgia"/>
-                <w:b/>
-                <w:color w:val="1F3A5F"/>
+                <w:rStyle w:val="CVHeading"/>
                 <w:sz w:val="32"/>
               </w:rPr>
               <w:t>{{ r.achievements[3].metric if r.achievements|length &gt; 3 else "" }}</w:t>
@@ -374,7 +328,6 @@
             </w:pPr>
             <w:r>
               <w:rPr>
-                <w:b w:val="0"/>
                 <w:color w:val="55565A"/>
                 <w:sz w:val="17"/>
               </w:rPr>
@@ -390,8 +343,6 @@
       </w:pPr>
       <w:r>
         <w:rPr>
-          <w:b w:val="0"/>
-          <w:i w:val="0"/>
           <w:sz w:val="2"/>
         </w:rPr>
         <w:t>{%p endif %}</w:t>
@@ -403,8 +354,6 @@
       </w:pPr>
       <w:r>
         <w:rPr>
-          <w:b w:val="0"/>
-          <w:i w:val="0"/>
           <w:sz w:val="2"/>
         </w:rPr>
         <w:t>{%p if r.experience %}</w:t>
@@ -420,11 +369,8 @@
       </w:pPr>
       <w:r>
         <w:rPr>
-          <w:rFonts w:ascii="Georgia" w:hAnsi="Georgia" w:eastAsia="Georgia"/>
-          <w:b/>
-          <w:i w:val="0"/>
+          <w:rStyle w:val="CVHeading"/>
           <w:caps/>
-          <w:color w:val="1F3A5F"/>
           <w:spacing w:val="24"/>
           <w:sz w:val="18"/>
         </w:rPr>
@@ -437,8 +383,6 @@
       </w:pPr>
       <w:r>
         <w:rPr>
-          <w:b w:val="0"/>
-          <w:i w:val="0"/>
           <w:sz w:val="2"/>
         </w:rPr>
         <w:t>{%p for job in r.experience %}</w:t>
@@ -451,9 +395,7 @@
       </w:pPr>
       <w:r>
         <w:rPr>
-          <w:rFonts w:ascii="Georgia" w:hAnsi="Georgia" w:eastAsia="Georgia"/>
-          <w:b/>
-          <w:i w:val="0"/>
+          <w:rStyle w:val="CVRole"/>
           <w:sz w:val="22"/>
         </w:rPr>
         <w:t>{{ job.role }}</w:t>
@@ -465,8 +407,6 @@
       </w:pPr>
       <w:r>
         <w:rPr>
-          <w:b w:val="0"/>
-          <w:i w:val="0"/>
           <w:sz w:val="2"/>
         </w:rPr>
         <w:t>{%p if job.company or job.location or job.start or job.end %}</w:t>
@@ -479,9 +419,7 @@
       </w:pPr>
       <w:r>
         <w:rPr>
-          <w:b w:val="0"/>
-          <w:i w:val="0"/>
-          <w:color w:val="1F3A5F"/>
+          <w:rStyle w:val="CVAccentText"/>
           <w:sz w:val="18"/>
         </w:rPr>
         <w:t>{{ job.company }}{% if job.company and job.location %}, {% endif %}{{ job.location }}{% if (job.company or job.location) and (job.start or job.end) %}  ·  {% endif %}{{ job.start }}{% if job.start and job.end %} - {% endif %}{{ job.end }}</w:t>
@@ -493,8 +431,6 @@
       </w:pPr>
       <w:r>
         <w:rPr>
-          <w:b w:val="0"/>
-          <w:i w:val="0"/>
           <w:sz w:val="2"/>
         </w:rPr>
         <w:t>{%p endif %}</w:t>
@@ -506,8 +442,6 @@
       </w:pPr>
       <w:r>
         <w:rPr>
-          <w:b w:val="0"/>
-          <w:i w:val="0"/>
           <w:sz w:val="2"/>
         </w:rPr>
         <w:t>{%p for b in job.bullets %}</w:t>
@@ -520,8 +454,6 @@
       </w:pPr>
       <w:r>
         <w:rPr>
-          <w:b w:val="0"/>
-          <w:i w:val="0"/>
           <w:sz w:val="20"/>
         </w:rPr>
         <w:t>{{ b }}</w:t>
@@ -533,8 +465,6 @@
       </w:pPr>
       <w:r>
         <w:rPr>
-          <w:b w:val="0"/>
-          <w:i w:val="0"/>
           <w:sz w:val="2"/>
         </w:rPr>
         <w:t>{%p endfor %}</w:t>
@@ -546,8 +476,6 @@
       </w:pPr>
       <w:r>
         <w:rPr>
-          <w:b w:val="0"/>
-          <w:i w:val="0"/>
           <w:sz w:val="2"/>
         </w:rPr>
         <w:t>{%p endfor %}</w:t>
@@ -559,8 +487,6 @@
       </w:pPr>
       <w:r>
         <w:rPr>
-          <w:b w:val="0"/>
-          <w:i w:val="0"/>
           <w:sz w:val="2"/>
         </w:rPr>
         <w:t>{%p endif %}</w:t>
@@ -572,8 +498,6 @@
       </w:pPr>
       <w:r>
         <w:rPr>
-          <w:b w:val="0"/>
-          <w:i w:val="0"/>
           <w:sz w:val="2"/>
         </w:rPr>
         <w:t>{%p if r.skills %}</w:t>
@@ -589,11 +513,8 @@
       </w:pPr>
       <w:r>
         <w:rPr>
-          <w:rFonts w:ascii="Georgia" w:hAnsi="Georgia" w:eastAsia="Georgia"/>
-          <w:b/>
-          <w:i w:val="0"/>
+          <w:rStyle w:val="CVHeading"/>
           <w:caps/>
-          <w:color w:val="1F3A5F"/>
           <w:spacing w:val="24"/>
           <w:sz w:val="18"/>
         </w:rPr>
@@ -606,8 +527,6 @@
       </w:pPr>
       <w:r>
         <w:rPr>
-          <w:b w:val="0"/>
-          <w:i w:val="0"/>
           <w:sz w:val="2"/>
         </w:rPr>
         <w:t>{%p for sk in r.skills %}</w:t>
@@ -619,8 +538,6 @@
       </w:pPr>
       <w:r>
         <w:rPr>
-          <w:b w:val="0"/>
-          <w:i w:val="0"/>
           <w:sz w:val="20"/>
         </w:rPr>
         <w:t>{{ sk.name }}{% if sk.level %} — {{ sk.level }}{% endif %}{% if sk.dot_glyphs %}   {{ sk.dot_glyphs }}{% endif %}</w:t>
@@ -632,8 +549,6 @@
       </w:pPr>
       <w:r>
         <w:rPr>
-          <w:b w:val="0"/>
-          <w:i w:val="0"/>
           <w:sz w:val="2"/>
         </w:rPr>
         <w:t>{%p endfor %}</w:t>
@@ -645,8 +560,6 @@
       </w:pPr>
       <w:r>
         <w:rPr>
-          <w:b w:val="0"/>
-          <w:i w:val="0"/>
           <w:sz w:val="2"/>
         </w:rPr>
         <w:t>{%p endif %}</w:t>
@@ -658,8 +571,6 @@
       </w:pPr>
       <w:r>
         <w:rPr>
-          <w:b w:val="0"/>
-          <w:i w:val="0"/>
           <w:sz w:val="2"/>
         </w:rPr>
         <w:t>{%p if r.education %}</w:t>
@@ -675,11 +586,8 @@
       </w:pPr>
       <w:r>
         <w:rPr>
-          <w:rFonts w:ascii="Georgia" w:hAnsi="Georgia" w:eastAsia="Georgia"/>
-          <w:b/>
-          <w:i w:val="0"/>
+          <w:rStyle w:val="CVHeading"/>
           <w:caps/>
-          <w:color w:val="1F3A5F"/>
           <w:spacing w:val="24"/>
           <w:sz w:val="18"/>
         </w:rPr>
@@ -692,8 +600,6 @@
       </w:pPr>
       <w:r>
         <w:rPr>
-          <w:b w:val="0"/>
-          <w:i w:val="0"/>
           <w:sz w:val="2"/>
         </w:rPr>
         <w:t>{%p for ed in r.education %}</w:t>
@@ -705,8 +611,6 @@
       </w:pPr>
       <w:r>
         <w:rPr>
-          <w:b w:val="0"/>
-          <w:i w:val="0"/>
           <w:sz w:val="20"/>
         </w:rPr>
         <w:t>{{ ed.degree }}{% if ed.school %} — {{ ed.school }}{% endif %}{% if ed.start or ed.end %}, {{ ed.start }}{% if ed.start and ed.end %} - {% endif %}{{ ed.end }}{% endif %}{% if ed.gpa %} · GPA {{ ed.gpa }}{% endif %}</w:t>
@@ -718,8 +622,6 @@
       </w:pPr>
       <w:r>
         <w:rPr>
-          <w:b w:val="0"/>
-          <w:i w:val="0"/>
           <w:sz w:val="2"/>
         </w:rPr>
         <w:t>{%p endfor %}</w:t>
@@ -731,8 +633,6 @@
       </w:pPr>
       <w:r>
         <w:rPr>
-          <w:b w:val="0"/>
-          <w:i w:val="0"/>
           <w:sz w:val="2"/>
         </w:rPr>
         <w:t>{%p endif %}</w:t>
@@ -744,8 +644,6 @@
       </w:pPr>
       <w:r>
         <w:rPr>
-          <w:b w:val="0"/>
-          <w:i w:val="0"/>
           <w:sz w:val="2"/>
         </w:rPr>
         <w:t>{%p if r.recognition %}</w:t>
@@ -761,11 +659,8 @@
       </w:pPr>
       <w:r>
         <w:rPr>
-          <w:rFonts w:ascii="Georgia" w:hAnsi="Georgia" w:eastAsia="Georgia"/>
-          <w:b/>
-          <w:i w:val="0"/>
+          <w:rStyle w:val="CVHeading"/>
           <w:caps/>
-          <w:color w:val="1F3A5F"/>
           <w:spacing w:val="24"/>
           <w:sz w:val="18"/>
         </w:rPr>
@@ -778,8 +673,6 @@
       </w:pPr>
       <w:r>
         <w:rPr>
-          <w:b w:val="0"/>
-          <w:i w:val="0"/>
           <w:sz w:val="2"/>
         </w:rPr>
         <w:t>{%p for rec in r.recognition %}</w:t>
@@ -791,8 +684,6 @@
       </w:pPr>
       <w:r>
         <w:rPr>
-          <w:b w:val="0"/>
-          <w:i w:val="0"/>
           <w:sz w:val="20"/>
         </w:rPr>
         <w:t>{{ rec.title }}{% if rec.detail %} — {{ rec.detail }}{% endif %}</w:t>
@@ -804,8 +695,6 @@
       </w:pPr>
       <w:r>
         <w:rPr>
-          <w:b w:val="0"/>
-          <w:i w:val="0"/>
           <w:sz w:val="2"/>
         </w:rPr>
         <w:t>{%p endfor %}</w:t>
@@ -817,8 +706,6 @@
       </w:pPr>
       <w:r>
         <w:rPr>
-          <w:b w:val="0"/>
-          <w:i w:val="0"/>
           <w:sz w:val="2"/>
         </w:rPr>
         <w:t>{%p endif %}</w:t>
@@ -830,8 +717,6 @@
       </w:pPr>
       <w:r>
         <w:rPr>
-          <w:b w:val="0"/>
-          <w:i w:val="0"/>
           <w:sz w:val="2"/>
         </w:rPr>
         <w:t>{%p if r.tools %}</w:t>
@@ -847,11 +732,8 @@
       </w:pPr>
       <w:r>
         <w:rPr>
-          <w:rFonts w:ascii="Georgia" w:hAnsi="Georgia" w:eastAsia="Georgia"/>
-          <w:b/>
-          <w:i w:val="0"/>
+          <w:rStyle w:val="CVHeading"/>
           <w:caps/>
-          <w:color w:val="1F3A5F"/>
           <w:spacing w:val="24"/>
           <w:sz w:val="18"/>
         </w:rPr>
@@ -864,8 +746,6 @@
       </w:pPr>
       <w:r>
         <w:rPr>
-          <w:b w:val="0"/>
-          <w:i w:val="0"/>
           <w:sz w:val="20"/>
         </w:rPr>
         <w:t>{{ r.tools | join("  ·  ") }}</w:t>
@@ -877,8 +757,6 @@
       </w:pPr>
       <w:r>
         <w:rPr>
-          <w:b w:val="0"/>
-          <w:i w:val="0"/>
           <w:sz w:val="2"/>
         </w:rPr>
         <w:t>{%p endif %}</w:t>
@@ -890,8 +768,6 @@
       </w:pPr>
       <w:r>
         <w:rPr>
-          <w:b w:val="0"/>
-          <w:i w:val="0"/>
           <w:sz w:val="2"/>
         </w:rPr>
         <w:t>{%p if r.languages %}</w:t>
@@ -907,11 +783,8 @@
       </w:pPr>
       <w:r>
         <w:rPr>
-          <w:rFonts w:ascii="Georgia" w:hAnsi="Georgia" w:eastAsia="Georgia"/>
-          <w:b/>
-          <w:i w:val="0"/>
+          <w:rStyle w:val="CVHeading"/>
           <w:caps/>
-          <w:color w:val="1F3A5F"/>
           <w:spacing w:val="24"/>
           <w:sz w:val="18"/>
         </w:rPr>
@@ -924,8 +797,6 @@
       </w:pPr>
       <w:r>
         <w:rPr>
-          <w:b w:val="0"/>
-          <w:i w:val="0"/>
           <w:sz w:val="2"/>
         </w:rPr>
         <w:t>{%p for lang in r.languages %}</w:t>
@@ -937,8 +808,6 @@
       </w:pPr>
       <w:r>
         <w:rPr>
-          <w:b w:val="0"/>
-          <w:i w:val="0"/>
           <w:sz w:val="20"/>
         </w:rPr>
         <w:t>{{ lang.name }}{% if lang.level %} — {{ lang.level }}{% endif %}{% if lang.dot_glyphs %}   {{ lang.dot_glyphs }}{% endif %}</w:t>
@@ -950,8 +819,6 @@
       </w:pPr>
       <w:r>
         <w:rPr>
-          <w:b w:val="0"/>
-          <w:i w:val="0"/>
           <w:sz w:val="2"/>
         </w:rPr>
         <w:t>{%p endfor %}</w:t>
@@ -963,8 +830,6 @@
       </w:pPr>
       <w:r>
         <w:rPr>
-          <w:b w:val="0"/>
-          <w:i w:val="0"/>
           <w:sz w:val="2"/>
         </w:rPr>
         <w:t>{%p endif %}</w:t>
@@ -13030,6 +12895,47 @@
         <w:shd w:val="clear" w:color="auto" w:fill="FBCAA2" w:themeFill="accent6" w:themeFillTint="7F"/>
       </w:tcPr>
     </w:tblStylePr>
+  </w:style>
+  <w:style w:type="character" w:customStyle="1" w:styleId="CVName">
+    <w:name w:val="CV Name"/>
+    <w:rPr>
+      <w:rFonts w:ascii="Georgia" w:hAnsi="Georgia" w:eastAsia="Georgia" w:cs="Georgia"/>
+      <w:b/>
+      <w:bCs/>
+      <w:color w:val="1F3A5F"/>
+    </w:rPr>
+  </w:style>
+  <w:style w:type="character" w:customStyle="1" w:styleId="CVHeading">
+    <w:name w:val="CV Heading"/>
+    <w:rPr>
+      <w:rFonts w:ascii="Georgia" w:hAnsi="Georgia" w:eastAsia="Georgia" w:cs="Georgia"/>
+      <w:b/>
+      <w:bCs/>
+      <w:color w:val="1F3A5F"/>
+    </w:rPr>
+  </w:style>
+  <w:style w:type="character" w:customStyle="1" w:styleId="CVRole">
+    <w:name w:val="CV Role"/>
+    <w:rPr>
+      <w:rFonts w:ascii="Georgia" w:hAnsi="Georgia" w:eastAsia="Georgia" w:cs="Georgia"/>
+      <w:b/>
+      <w:bCs/>
+    </w:rPr>
+  </w:style>
+  <w:style w:type="character" w:customStyle="1" w:styleId="CVBodyBold">
+    <w:name w:val="CV Body Bold"/>
+    <w:rPr>
+      <w:rFonts w:ascii="Arial" w:hAnsi="Arial" w:eastAsia="Arial" w:cs="Arial"/>
+      <w:b/>
+      <w:bCs/>
+    </w:rPr>
+  </w:style>
+  <w:style w:type="character" w:customStyle="1" w:styleId="CVAccentText">
+    <w:name w:val="CV Accent Text"/>
+    <w:rPr>
+      <w:rFonts w:ascii="Arial" w:hAnsi="Arial" w:eastAsia="Arial" w:cs="Arial"/>
+      <w:color w:val="1F3A5F"/>
+    </w:rPr>
   </w:style>
 </w:styles>
 </file>

--- a/word_masters/modern_editorial.docx
+++ b/word_masters/modern_editorial.docx
@@ -1208,6 +1208,9 @@
     <w:name w:val="Normal"/>
     <w:qFormat/>
     <w:rsid w:val="00FC693F"/>
+    <w:pPr>
+      <w:widowControl/>
+    </w:pPr>
     <w:rPr>
       <w:rFonts w:ascii="Arial" w:hAnsi="Arial" w:eastAsia="Arial" w:cs="Arial"/>
       <w:color w:val="17181A"/>
